--- a/network/file/张树彬计算机网络24计算机4班.docx
+++ b/network/file/张树彬计算机网络24计算机4班.docx
@@ -6,7 +6,6 @@
       <w:pPr>
         <w:jc w:val="center"/>
         <w:rPr>
-          <w:rFonts w:hint="eastAsia"/>
           <w:b/>
           <w:bCs/>
           <w:sz w:val="44"/>
@@ -31,7 +30,6 @@
         <w:spacing w:before="100" w:beforeAutospacing="1" w:after="100" w:afterAutospacing="1" w:line="120" w:lineRule="auto"/>
         <w:jc w:val="center"/>
         <w:rPr>
-          <w:rFonts w:hint="eastAsia"/>
           <w:sz w:val="24"/>
           <w:szCs w:val="28"/>
         </w:rPr>
@@ -51,7 +49,6 @@
         <w:tblOverlap w:val="never"/>
         <w:tblW w:w="0" w:type="auto"/>
         <w:jc w:val="center"/>
-        <w:tblInd w:w="0" w:type="dxa"/>
         <w:tblBorders>
           <w:top w:val="single" w:sz="4" w:space="0" w:color="auto"/>
           <w:left w:val="single" w:sz="4" w:space="0" w:color="auto"/>
@@ -87,7 +84,6 @@
               <w:snapToGrid w:val="0"/>
               <w:jc w:val="center"/>
               <w:rPr>
-                <w:rFonts w:hint="eastAsia"/>
                 <w:bCs/>
                 <w:sz w:val="24"/>
               </w:rPr>
@@ -223,7 +219,6 @@
               <w:snapToGrid w:val="0"/>
               <w:jc w:val="center"/>
               <w:rPr>
-                <w:rFonts w:hint="eastAsia"/>
                 <w:bCs/>
                 <w:sz w:val="24"/>
               </w:rPr>
@@ -277,7 +272,6 @@
               <w:ind w:rightChars="-8" w:right="-17"/>
               <w:jc w:val="center"/>
               <w:rPr>
-                <w:rFonts w:hint="eastAsia"/>
                 <w:bCs/>
                 <w:sz w:val="24"/>
               </w:rPr>
@@ -303,7 +297,6 @@
               <w:snapToGrid w:val="0"/>
               <w:jc w:val="center"/>
               <w:rPr>
-                <w:rFonts w:hint="eastAsia"/>
                 <w:bCs/>
                 <w:szCs w:val="21"/>
               </w:rPr>
@@ -353,7 +346,6 @@
               <w:snapToGrid w:val="0"/>
               <w:jc w:val="center"/>
               <w:rPr>
-                <w:rFonts w:hint="eastAsia"/>
                 <w:bCs/>
                 <w:szCs w:val="21"/>
               </w:rPr>
@@ -378,7 +370,6 @@
               <w:adjustRightInd w:val="0"/>
               <w:snapToGrid w:val="0"/>
               <w:rPr>
-                <w:rFonts w:hint="eastAsia"/>
                 <w:bCs/>
                 <w:szCs w:val="21"/>
               </w:rPr>
@@ -411,7 +402,6 @@
               <w:snapToGrid w:val="0"/>
               <w:jc w:val="center"/>
               <w:rPr>
-                <w:rFonts w:hint="eastAsia"/>
                 <w:bCs/>
                 <w:sz w:val="24"/>
               </w:rPr>
@@ -449,7 +439,6 @@
               <w:ind w:rightChars="-8" w:right="-17" w:firstLineChars="100" w:firstLine="240"/>
               <w:jc w:val="left"/>
               <w:rPr>
-                <w:rFonts w:hint="eastAsia"/>
                 <w:bCs/>
                 <w:sz w:val="24"/>
               </w:rPr>
@@ -483,7 +472,6 @@
               <w:adjustRightInd w:val="0"/>
               <w:snapToGrid w:val="0"/>
               <w:rPr>
-                <w:rFonts w:hint="eastAsia"/>
                 <w:bCs/>
                 <w:szCs w:val="21"/>
               </w:rPr>
@@ -646,7 +634,6 @@
               <w:snapToGrid w:val="0"/>
               <w:jc w:val="center"/>
               <w:rPr>
-                <w:rFonts w:hint="eastAsia"/>
                 <w:bCs/>
                 <w:sz w:val="24"/>
               </w:rPr>
@@ -953,7 +940,6 @@
               <w:snapToGrid w:val="0"/>
               <w:jc w:val="center"/>
               <w:rPr>
-                <w:rFonts w:hint="eastAsia"/>
                 <w:bCs/>
                 <w:sz w:val="24"/>
               </w:rPr>
@@ -1139,7 +1125,6 @@
               <w:adjustRightInd w:val="0"/>
               <w:snapToGrid w:val="0"/>
               <w:rPr>
-                <w:rFonts w:hint="eastAsia"/>
                 <w:bCs/>
                 <w:color w:val="000000"/>
                 <w:szCs w:val="21"/>
@@ -1256,7 +1241,6 @@
       <w:tblPr>
         <w:tblW w:w="10750" w:type="dxa"/>
         <w:jc w:val="center"/>
-        <w:tblInd w:w="0" w:type="dxa"/>
         <w:tblBorders>
           <w:top w:val="single" w:sz="4" w:space="0" w:color="auto"/>
           <w:left w:val="single" w:sz="4" w:space="0" w:color="auto"/>
@@ -1295,7 +1279,6 @@
               <w:ind w:leftChars="-50" w:left="-88" w:rightChars="-50" w:right="-105" w:hangingChars="8" w:hanging="17"/>
               <w:jc w:val="center"/>
               <w:rPr>
-                <w:rFonts w:hint="eastAsia"/>
                 <w:szCs w:val="21"/>
               </w:rPr>
             </w:pPr>
@@ -1361,7 +1344,6 @@
             <w:pPr>
               <w:jc w:val="center"/>
               <w:rPr>
-                <w:rFonts w:hint="eastAsia"/>
                 <w:szCs w:val="21"/>
               </w:rPr>
             </w:pPr>
@@ -1406,7 +1388,6 @@
               <w:ind w:leftChars="-50" w:left="-105" w:rightChars="-50" w:right="-105"/>
               <w:jc w:val="center"/>
               <w:rPr>
-                <w:rFonts w:hint="eastAsia"/>
                 <w:szCs w:val="21"/>
               </w:rPr>
             </w:pPr>
@@ -1473,7 +1454,6 @@
             <w:pPr>
               <w:jc w:val="center"/>
               <w:rPr>
-                <w:rFonts w:hint="eastAsia"/>
                 <w:szCs w:val="21"/>
               </w:rPr>
             </w:pPr>
@@ -1500,9 +1480,6 @@
           <w:p>
             <w:pPr>
               <w:jc w:val="center"/>
-              <w:rPr>
-                <w:rFonts w:hint="eastAsia"/>
-              </w:rPr>
             </w:pPr>
             <w:r>
               <w:rPr>
@@ -1521,7 +1498,6 @@
             <w:pPr>
               <w:jc w:val="center"/>
               <w:rPr>
-                <w:rFonts w:hint="eastAsia"/>
                 <w:szCs w:val="21"/>
               </w:rPr>
             </w:pPr>
@@ -1543,7 +1519,6 @@
             <w:pPr>
               <w:jc w:val="center"/>
               <w:rPr>
-                <w:rFonts w:hint="eastAsia"/>
                 <w:szCs w:val="21"/>
               </w:rPr>
             </w:pPr>
@@ -1623,6 +1598,13 @@
                 <w:rFonts w:hint="eastAsia"/>
                 <w:szCs w:val="21"/>
               </w:rPr>
+              <w:t xml:space="preserve"> </w:t>
+            </w:r>
+            <w:r>
+              <w:rPr>
+                <w:rFonts w:hint="eastAsia"/>
+                <w:szCs w:val="21"/>
+              </w:rPr>
               <w:t>计算机网络在信息时代中的作用</w:t>
             </w:r>
           </w:p>
@@ -1645,6 +1627,13 @@
                 <w:rFonts w:hint="eastAsia"/>
                 <w:szCs w:val="21"/>
               </w:rPr>
+              <w:t xml:space="preserve"> </w:t>
+            </w:r>
+            <w:r>
+              <w:rPr>
+                <w:rFonts w:hint="eastAsia"/>
+                <w:szCs w:val="21"/>
+              </w:rPr>
               <w:t>互联网概述</w:t>
             </w:r>
           </w:p>
@@ -1667,6 +1656,13 @@
                 <w:rFonts w:hint="eastAsia"/>
                 <w:szCs w:val="21"/>
               </w:rPr>
+              <w:t xml:space="preserve"> </w:t>
+            </w:r>
+            <w:r>
+              <w:rPr>
+                <w:rFonts w:hint="eastAsia"/>
+                <w:szCs w:val="21"/>
+              </w:rPr>
               <w:t>互联网的组成</w:t>
             </w:r>
           </w:p>
@@ -1674,7 +1670,6 @@
             <w:pPr>
               <w:jc w:val="left"/>
               <w:rPr>
-                <w:rFonts w:hint="eastAsia"/>
                 <w:szCs w:val="21"/>
               </w:rPr>
             </w:pPr>
@@ -1690,6 +1685,13 @@
                 <w:rFonts w:hint="eastAsia"/>
                 <w:szCs w:val="21"/>
               </w:rPr>
+              <w:t xml:space="preserve"> </w:t>
+            </w:r>
+            <w:r>
+              <w:rPr>
+                <w:rFonts w:hint="eastAsia"/>
+                <w:szCs w:val="21"/>
+              </w:rPr>
               <w:t>计算机网络在我国的发展</w:t>
             </w:r>
           </w:p>
@@ -1703,7 +1705,6 @@
             <w:pPr>
               <w:jc w:val="center"/>
               <w:rPr>
-                <w:rFonts w:hint="eastAsia"/>
                 <w:szCs w:val="21"/>
               </w:rPr>
             </w:pPr>
@@ -1746,11 +1747,6 @@
             <w:vAlign w:val="center"/>
           </w:tcPr>
           <w:p>
-            <w:pPr>
-              <w:rPr>
-                <w:rFonts w:hint="eastAsia"/>
-              </w:rPr>
-            </w:pPr>
             <w:r>
               <w:rPr>
                 <w:rFonts w:hint="eastAsia"/>
@@ -1791,9 +1787,6 @@
           <w:p>
             <w:pPr>
               <w:jc w:val="center"/>
-              <w:rPr>
-                <w:rFonts w:hint="eastAsia"/>
-              </w:rPr>
             </w:pPr>
             <w:r>
               <w:rPr>
@@ -1830,9 +1823,6 @@
           <w:p>
             <w:pPr>
               <w:jc w:val="center"/>
-              <w:rPr>
-                <w:rFonts w:hint="eastAsia"/>
-              </w:rPr>
             </w:pPr>
             <w:r>
               <w:rPr>
@@ -1851,7 +1841,6 @@
             <w:pPr>
               <w:jc w:val="center"/>
               <w:rPr>
-                <w:rFonts w:hint="eastAsia"/>
                 <w:szCs w:val="21"/>
               </w:rPr>
             </w:pPr>
@@ -1873,7 +1862,6 @@
             <w:pPr>
               <w:jc w:val="center"/>
               <w:rPr>
-                <w:rFonts w:hint="eastAsia"/>
                 <w:szCs w:val="21"/>
               </w:rPr>
             </w:pPr>
@@ -1953,6 +1941,13 @@
                 <w:rFonts w:hint="eastAsia"/>
                 <w:szCs w:val="21"/>
               </w:rPr>
+              <w:t xml:space="preserve"> </w:t>
+            </w:r>
+            <w:r>
+              <w:rPr>
+                <w:rFonts w:hint="eastAsia"/>
+                <w:szCs w:val="21"/>
+              </w:rPr>
               <w:t>计算机网络的类别</w:t>
             </w:r>
           </w:p>
@@ -1960,7 +1955,6 @@
             <w:pPr>
               <w:jc w:val="left"/>
               <w:rPr>
-                <w:rFonts w:hint="eastAsia"/>
                 <w:szCs w:val="21"/>
               </w:rPr>
             </w:pPr>
@@ -1976,6 +1970,13 @@
                 <w:rFonts w:hint="eastAsia"/>
                 <w:szCs w:val="21"/>
               </w:rPr>
+              <w:t xml:space="preserve"> </w:t>
+            </w:r>
+            <w:r>
+              <w:rPr>
+                <w:rFonts w:hint="eastAsia"/>
+                <w:szCs w:val="21"/>
+              </w:rPr>
               <w:t>计算机网络的性能</w:t>
             </w:r>
           </w:p>
@@ -1989,7 +1990,6 @@
             <w:pPr>
               <w:jc w:val="center"/>
               <w:rPr>
-                <w:rFonts w:hint="eastAsia"/>
                 <w:szCs w:val="21"/>
               </w:rPr>
             </w:pPr>
@@ -2032,11 +2032,6 @@
             <w:vAlign w:val="center"/>
           </w:tcPr>
           <w:p>
-            <w:pPr>
-              <w:rPr>
-                <w:rFonts w:hint="eastAsia"/>
-              </w:rPr>
-            </w:pPr>
             <w:r>
               <w:rPr>
                 <w:rFonts w:hint="eastAsia"/>
@@ -2082,9 +2077,6 @@
           <w:p>
             <w:pPr>
               <w:jc w:val="center"/>
-              <w:rPr>
-                <w:rFonts w:hint="eastAsia"/>
-              </w:rPr>
             </w:pPr>
             <w:r>
               <w:rPr>
@@ -2121,9 +2113,6 @@
           <w:p>
             <w:pPr>
               <w:jc w:val="center"/>
-              <w:rPr>
-                <w:rFonts w:hint="eastAsia"/>
-              </w:rPr>
             </w:pPr>
             <w:r>
               <w:rPr>
@@ -2142,7 +2131,6 @@
             <w:pPr>
               <w:jc w:val="center"/>
               <w:rPr>
-                <w:rFonts w:hint="eastAsia"/>
                 <w:szCs w:val="21"/>
               </w:rPr>
             </w:pPr>
@@ -2164,7 +2152,6 @@
             <w:pPr>
               <w:jc w:val="center"/>
               <w:rPr>
-                <w:rFonts w:hint="eastAsia"/>
                 <w:szCs w:val="21"/>
               </w:rPr>
             </w:pPr>
@@ -2229,7 +2216,6 @@
             <w:pPr>
               <w:jc w:val="left"/>
               <w:rPr>
-                <w:rFonts w:hint="eastAsia"/>
                 <w:szCs w:val="21"/>
               </w:rPr>
             </w:pPr>
@@ -2245,6 +2231,13 @@
                 <w:rFonts w:hint="eastAsia"/>
                 <w:szCs w:val="21"/>
               </w:rPr>
+              <w:t xml:space="preserve"> </w:t>
+            </w:r>
+            <w:r>
+              <w:rPr>
+                <w:rFonts w:hint="eastAsia"/>
+                <w:szCs w:val="21"/>
+              </w:rPr>
               <w:t>计算机网络体系结构</w:t>
             </w:r>
           </w:p>
@@ -2258,7 +2251,6 @@
             <w:pPr>
               <w:jc w:val="center"/>
               <w:rPr>
-                <w:rFonts w:hint="eastAsia"/>
                 <w:szCs w:val="21"/>
               </w:rPr>
             </w:pPr>
@@ -2301,11 +2293,6 @@
             <w:vAlign w:val="center"/>
           </w:tcPr>
           <w:p>
-            <w:pPr>
-              <w:rPr>
-                <w:rFonts w:hint="eastAsia"/>
-              </w:rPr>
-            </w:pPr>
             <w:r>
               <w:rPr>
                 <w:rFonts w:hint="eastAsia"/>
@@ -2350,9 +2337,6 @@
           <w:p>
             <w:pPr>
               <w:jc w:val="center"/>
-              <w:rPr>
-                <w:rFonts w:hint="eastAsia"/>
-              </w:rPr>
             </w:pPr>
             <w:r>
               <w:rPr>
@@ -2389,9 +2373,6 @@
           <w:p>
             <w:pPr>
               <w:jc w:val="center"/>
-              <w:rPr>
-                <w:rFonts w:hint="eastAsia"/>
-              </w:rPr>
             </w:pPr>
             <w:r>
               <w:rPr>
@@ -2410,7 +2391,6 @@
             <w:pPr>
               <w:jc w:val="center"/>
               <w:rPr>
-                <w:rFonts w:hint="eastAsia"/>
                 <w:szCs w:val="21"/>
               </w:rPr>
             </w:pPr>
@@ -2432,7 +2412,6 @@
             <w:pPr>
               <w:jc w:val="center"/>
               <w:rPr>
-                <w:rFonts w:hint="eastAsia"/>
                 <w:szCs w:val="21"/>
               </w:rPr>
             </w:pPr>
@@ -2512,6 +2491,13 @@
                 <w:rFonts w:hint="eastAsia"/>
                 <w:szCs w:val="21"/>
               </w:rPr>
+              <w:t xml:space="preserve"> </w:t>
+            </w:r>
+            <w:r>
+              <w:rPr>
+                <w:rFonts w:hint="eastAsia"/>
+                <w:szCs w:val="21"/>
+              </w:rPr>
               <w:t>物理层的基本概念</w:t>
             </w:r>
           </w:p>
@@ -2519,7 +2505,6 @@
             <w:pPr>
               <w:jc w:val="left"/>
               <w:rPr>
-                <w:rFonts w:hint="eastAsia"/>
                 <w:szCs w:val="21"/>
               </w:rPr>
             </w:pPr>
@@ -2535,6 +2520,13 @@
                 <w:rFonts w:hint="eastAsia"/>
                 <w:szCs w:val="21"/>
               </w:rPr>
+              <w:t xml:space="preserve"> </w:t>
+            </w:r>
+            <w:r>
+              <w:rPr>
+                <w:rFonts w:hint="eastAsia"/>
+                <w:szCs w:val="21"/>
+              </w:rPr>
               <w:t>数据通信的基础知识</w:t>
             </w:r>
           </w:p>
@@ -2548,7 +2540,6 @@
             <w:pPr>
               <w:jc w:val="center"/>
               <w:rPr>
-                <w:rFonts w:hint="eastAsia"/>
                 <w:szCs w:val="21"/>
               </w:rPr>
             </w:pPr>
@@ -2591,11 +2582,6 @@
             <w:vAlign w:val="center"/>
           </w:tcPr>
           <w:p>
-            <w:pPr>
-              <w:rPr>
-                <w:rFonts w:hint="eastAsia"/>
-              </w:rPr>
-            </w:pPr>
             <w:r>
               <w:rPr>
                 <w:rFonts w:hint="eastAsia"/>
@@ -2627,9 +2613,6 @@
           <w:p>
             <w:pPr>
               <w:jc w:val="center"/>
-              <w:rPr>
-                <w:rFonts w:hint="eastAsia"/>
-              </w:rPr>
             </w:pPr>
             <w:r>
               <w:rPr>
@@ -2666,9 +2649,6 @@
           <w:p>
             <w:pPr>
               <w:jc w:val="center"/>
-              <w:rPr>
-                <w:rFonts w:hint="eastAsia"/>
-              </w:rPr>
             </w:pPr>
             <w:r>
               <w:rPr>
@@ -2687,7 +2667,6 @@
             <w:pPr>
               <w:jc w:val="center"/>
               <w:rPr>
-                <w:rFonts w:hint="eastAsia"/>
                 <w:szCs w:val="21"/>
               </w:rPr>
             </w:pPr>
@@ -2709,7 +2688,6 @@
             <w:pPr>
               <w:jc w:val="center"/>
               <w:rPr>
-                <w:rFonts w:hint="eastAsia"/>
                 <w:szCs w:val="21"/>
               </w:rPr>
             </w:pPr>
@@ -2796,7 +2774,6 @@
             <w:pPr>
               <w:jc w:val="left"/>
               <w:rPr>
-                <w:rFonts w:hint="eastAsia"/>
                 <w:szCs w:val="21"/>
               </w:rPr>
             </w:pPr>
@@ -2825,7 +2802,6 @@
             <w:pPr>
               <w:jc w:val="center"/>
               <w:rPr>
-                <w:rFonts w:hint="eastAsia"/>
                 <w:szCs w:val="21"/>
               </w:rPr>
             </w:pPr>
@@ -2868,11 +2844,6 @@
             <w:vAlign w:val="center"/>
           </w:tcPr>
           <w:p>
-            <w:pPr>
-              <w:rPr>
-                <w:rFonts w:hint="eastAsia"/>
-              </w:rPr>
-            </w:pPr>
             <w:r>
               <w:rPr>
                 <w:rFonts w:hint="eastAsia"/>
@@ -2918,9 +2889,6 @@
           <w:p>
             <w:pPr>
               <w:jc w:val="center"/>
-              <w:rPr>
-                <w:rFonts w:hint="eastAsia"/>
-              </w:rPr>
             </w:pPr>
             <w:r>
               <w:rPr>
@@ -2957,9 +2925,6 @@
           <w:p>
             <w:pPr>
               <w:jc w:val="center"/>
-              <w:rPr>
-                <w:rFonts w:hint="eastAsia"/>
-              </w:rPr>
             </w:pPr>
             <w:r>
               <w:rPr>
@@ -2978,7 +2943,6 @@
             <w:pPr>
               <w:jc w:val="center"/>
               <w:rPr>
-                <w:rFonts w:hint="eastAsia"/>
                 <w:szCs w:val="21"/>
               </w:rPr>
             </w:pPr>
@@ -3000,7 +2964,6 @@
             <w:pPr>
               <w:jc w:val="center"/>
               <w:rPr>
-                <w:rFonts w:hint="eastAsia"/>
                 <w:szCs w:val="21"/>
               </w:rPr>
             </w:pPr>
@@ -3080,6 +3043,13 @@
                 <w:rFonts w:hint="eastAsia"/>
                 <w:szCs w:val="21"/>
               </w:rPr>
+              <w:t xml:space="preserve"> </w:t>
+            </w:r>
+            <w:r>
+              <w:rPr>
+                <w:rFonts w:hint="eastAsia"/>
+                <w:szCs w:val="21"/>
+              </w:rPr>
               <w:t>数字传输系统</w:t>
             </w:r>
           </w:p>
@@ -3087,7 +3057,6 @@
             <w:pPr>
               <w:jc w:val="left"/>
               <w:rPr>
-                <w:rFonts w:hint="eastAsia"/>
                 <w:szCs w:val="21"/>
               </w:rPr>
             </w:pPr>
@@ -3103,6 +3072,13 @@
                 <w:rFonts w:hint="eastAsia"/>
                 <w:szCs w:val="21"/>
               </w:rPr>
+              <w:t xml:space="preserve"> </w:t>
+            </w:r>
+            <w:r>
+              <w:rPr>
+                <w:rFonts w:hint="eastAsia"/>
+                <w:szCs w:val="21"/>
+              </w:rPr>
               <w:t>宽带接入技术</w:t>
             </w:r>
           </w:p>
@@ -3116,7 +3092,6 @@
             <w:pPr>
               <w:jc w:val="center"/>
               <w:rPr>
-                <w:rFonts w:hint="eastAsia"/>
                 <w:szCs w:val="21"/>
               </w:rPr>
             </w:pPr>
@@ -3159,11 +3134,6 @@
             <w:vAlign w:val="center"/>
           </w:tcPr>
           <w:p>
-            <w:pPr>
-              <w:rPr>
-                <w:rFonts w:hint="eastAsia"/>
-              </w:rPr>
-            </w:pPr>
             <w:r>
               <w:rPr>
                 <w:rFonts w:hint="eastAsia"/>
@@ -3209,9 +3179,6 @@
           <w:p>
             <w:pPr>
               <w:jc w:val="center"/>
-              <w:rPr>
-                <w:rFonts w:hint="eastAsia"/>
-              </w:rPr>
             </w:pPr>
             <w:r>
               <w:rPr>
@@ -3248,9 +3215,6 @@
           <w:p>
             <w:pPr>
               <w:jc w:val="center"/>
-              <w:rPr>
-                <w:rFonts w:hint="eastAsia"/>
-              </w:rPr>
             </w:pPr>
             <w:r>
               <w:rPr>
@@ -3269,7 +3233,6 @@
             <w:pPr>
               <w:jc w:val="center"/>
               <w:rPr>
-                <w:rFonts w:hint="eastAsia"/>
                 <w:szCs w:val="21"/>
               </w:rPr>
             </w:pPr>
@@ -3291,7 +3254,6 @@
             <w:pPr>
               <w:jc w:val="center"/>
               <w:rPr>
-                <w:rFonts w:hint="eastAsia"/>
                 <w:szCs w:val="21"/>
               </w:rPr>
             </w:pPr>
@@ -3349,6 +3311,13 @@
                 <w:rFonts w:hint="eastAsia"/>
                 <w:szCs w:val="21"/>
               </w:rPr>
+              <w:t xml:space="preserve"> </w:t>
+            </w:r>
+            <w:r>
+              <w:rPr>
+                <w:rFonts w:hint="eastAsia"/>
+                <w:szCs w:val="21"/>
+              </w:rPr>
               <w:t>数据链路层</w:t>
             </w:r>
           </w:p>
@@ -3371,6 +3340,13 @@
                 <w:rFonts w:hint="eastAsia"/>
                 <w:szCs w:val="21"/>
               </w:rPr>
+              <w:t xml:space="preserve"> </w:t>
+            </w:r>
+            <w:r>
+              <w:rPr>
+                <w:rFonts w:hint="eastAsia"/>
+                <w:szCs w:val="21"/>
+              </w:rPr>
               <w:t>数据链路层的几个共同问题</w:t>
             </w:r>
           </w:p>
@@ -3378,7 +3354,6 @@
             <w:pPr>
               <w:jc w:val="left"/>
               <w:rPr>
-                <w:rFonts w:hint="eastAsia"/>
                 <w:szCs w:val="21"/>
               </w:rPr>
             </w:pPr>
@@ -3414,7 +3389,6 @@
             <w:pPr>
               <w:jc w:val="center"/>
               <w:rPr>
-                <w:rFonts w:hint="eastAsia"/>
                 <w:szCs w:val="21"/>
               </w:rPr>
             </w:pPr>
@@ -3457,11 +3431,6 @@
             <w:vAlign w:val="center"/>
           </w:tcPr>
           <w:p>
-            <w:pPr>
-              <w:rPr>
-                <w:rFonts w:hint="eastAsia"/>
-              </w:rPr>
-            </w:pPr>
             <w:r>
               <w:rPr>
                 <w:rFonts w:hint="eastAsia"/>
@@ -3490,9 +3459,6 @@
           <w:p>
             <w:pPr>
               <w:jc w:val="center"/>
-              <w:rPr>
-                <w:rFonts w:hint="eastAsia"/>
-              </w:rPr>
             </w:pPr>
             <w:r>
               <w:rPr>
@@ -3529,9 +3495,6 @@
           <w:p>
             <w:pPr>
               <w:jc w:val="center"/>
-              <w:rPr>
-                <w:rFonts w:hint="eastAsia"/>
-              </w:rPr>
             </w:pPr>
             <w:r>
               <w:rPr>
@@ -3550,7 +3513,6 @@
             <w:pPr>
               <w:jc w:val="center"/>
               <w:rPr>
-                <w:rFonts w:hint="eastAsia"/>
                 <w:szCs w:val="21"/>
               </w:rPr>
             </w:pPr>
@@ -3572,7 +3534,6 @@
             <w:pPr>
               <w:jc w:val="center"/>
               <w:rPr>
-                <w:rFonts w:hint="eastAsia"/>
                 <w:szCs w:val="21"/>
               </w:rPr>
             </w:pPr>
@@ -3637,7 +3598,6 @@
             <w:pPr>
               <w:jc w:val="left"/>
               <w:rPr>
-                <w:rFonts w:hint="eastAsia"/>
                 <w:szCs w:val="21"/>
               </w:rPr>
             </w:pPr>
@@ -3653,6 +3613,13 @@
                 <w:rFonts w:hint="eastAsia"/>
                 <w:szCs w:val="21"/>
               </w:rPr>
+              <w:t xml:space="preserve"> </w:t>
+            </w:r>
+            <w:r>
+              <w:rPr>
+                <w:rFonts w:hint="eastAsia"/>
+                <w:szCs w:val="21"/>
+              </w:rPr>
               <w:t>使用广播信道的数据链路层</w:t>
             </w:r>
           </w:p>
@@ -3666,7 +3633,6 @@
             <w:pPr>
               <w:jc w:val="center"/>
               <w:rPr>
-                <w:rFonts w:hint="eastAsia"/>
                 <w:szCs w:val="21"/>
               </w:rPr>
             </w:pPr>
@@ -3709,11 +3675,6 @@
             <w:vAlign w:val="center"/>
           </w:tcPr>
           <w:p>
-            <w:pPr>
-              <w:rPr>
-                <w:rFonts w:hint="eastAsia"/>
-              </w:rPr>
-            </w:pPr>
             <w:r>
               <w:t>P</w:t>
             </w:r>
@@ -3754,9 +3715,6 @@
           <w:p>
             <w:pPr>
               <w:jc w:val="center"/>
-              <w:rPr>
-                <w:rFonts w:hint="eastAsia"/>
-              </w:rPr>
             </w:pPr>
             <w:r>
               <w:rPr>
@@ -3793,9 +3751,6 @@
           <w:p>
             <w:pPr>
               <w:jc w:val="center"/>
-              <w:rPr>
-                <w:rFonts w:hint="eastAsia"/>
-              </w:rPr>
             </w:pPr>
             <w:r>
               <w:rPr>
@@ -3814,7 +3769,6 @@
             <w:pPr>
               <w:jc w:val="center"/>
               <w:rPr>
-                <w:rFonts w:hint="eastAsia"/>
                 <w:szCs w:val="21"/>
               </w:rPr>
             </w:pPr>
@@ -3836,7 +3790,6 @@
             <w:pPr>
               <w:jc w:val="center"/>
               <w:rPr>
-                <w:rFonts w:hint="eastAsia"/>
                 <w:szCs w:val="21"/>
               </w:rPr>
             </w:pPr>
@@ -3900,7 +3853,6 @@
             <w:pPr>
               <w:jc w:val="left"/>
               <w:rPr>
-                <w:rFonts w:hint="eastAsia"/>
                 <w:szCs w:val="21"/>
               </w:rPr>
             </w:pPr>
@@ -3916,6 +3868,13 @@
                 <w:rFonts w:hint="eastAsia"/>
                 <w:szCs w:val="21"/>
               </w:rPr>
+              <w:t xml:space="preserve"> </w:t>
+            </w:r>
+            <w:r>
+              <w:rPr>
+                <w:rFonts w:hint="eastAsia"/>
+                <w:szCs w:val="21"/>
+              </w:rPr>
               <w:t>扩展的以太网</w:t>
             </w:r>
           </w:p>
@@ -3929,7 +3888,6 @@
             <w:pPr>
               <w:jc w:val="center"/>
               <w:rPr>
-                <w:rFonts w:hint="eastAsia"/>
                 <w:szCs w:val="21"/>
               </w:rPr>
             </w:pPr>
@@ -3972,11 +3930,6 @@
             <w:vAlign w:val="center"/>
           </w:tcPr>
           <w:p>
-            <w:pPr>
-              <w:rPr>
-                <w:rFonts w:hint="eastAsia"/>
-              </w:rPr>
-            </w:pPr>
             <w:r>
               <w:t>P</w:t>
             </w:r>
@@ -4029,9 +3982,6 @@
           <w:p>
             <w:pPr>
               <w:jc w:val="center"/>
-              <w:rPr>
-                <w:rFonts w:hint="eastAsia"/>
-              </w:rPr>
             </w:pPr>
             <w:r>
               <w:rPr>
@@ -4068,9 +4018,6 @@
           <w:p>
             <w:pPr>
               <w:jc w:val="center"/>
-              <w:rPr>
-                <w:rFonts w:hint="eastAsia"/>
-              </w:rPr>
             </w:pPr>
             <w:r>
               <w:rPr>
@@ -4089,7 +4036,6 @@
             <w:pPr>
               <w:jc w:val="center"/>
               <w:rPr>
-                <w:rFonts w:hint="eastAsia"/>
                 <w:szCs w:val="21"/>
               </w:rPr>
             </w:pPr>
@@ -4111,7 +4057,6 @@
             <w:pPr>
               <w:jc w:val="center"/>
               <w:rPr>
-                <w:rFonts w:hint="eastAsia"/>
                 <w:szCs w:val="21"/>
               </w:rPr>
             </w:pPr>
@@ -4175,7 +4120,6 @@
             <w:pPr>
               <w:jc w:val="left"/>
               <w:rPr>
-                <w:rFonts w:hint="eastAsia"/>
                 <w:szCs w:val="21"/>
               </w:rPr>
             </w:pPr>
@@ -4191,6 +4135,13 @@
                 <w:rFonts w:hint="eastAsia"/>
                 <w:szCs w:val="21"/>
               </w:rPr>
+              <w:t xml:space="preserve"> </w:t>
+            </w:r>
+            <w:r>
+              <w:rPr>
+                <w:rFonts w:hint="eastAsia"/>
+                <w:szCs w:val="21"/>
+              </w:rPr>
               <w:t>高速以太网</w:t>
             </w:r>
           </w:p>
@@ -4204,7 +4155,6 @@
             <w:pPr>
               <w:jc w:val="center"/>
               <w:rPr>
-                <w:rFonts w:hint="eastAsia"/>
                 <w:szCs w:val="21"/>
               </w:rPr>
             </w:pPr>
@@ -4258,11 +4208,6 @@
             </w:r>
           </w:p>
           <w:p>
-            <w:pPr>
-              <w:rPr>
-                <w:rFonts w:hint="eastAsia"/>
-              </w:rPr>
-            </w:pPr>
             <w:r>
               <w:t>P</w:t>
             </w:r>
@@ -4303,9 +4248,6 @@
           <w:p>
             <w:pPr>
               <w:jc w:val="center"/>
-              <w:rPr>
-                <w:rFonts w:hint="eastAsia"/>
-              </w:rPr>
             </w:pPr>
             <w:r>
               <w:rPr>
@@ -4342,9 +4284,6 @@
           <w:p>
             <w:pPr>
               <w:jc w:val="center"/>
-              <w:rPr>
-                <w:rFonts w:hint="eastAsia"/>
-              </w:rPr>
             </w:pPr>
             <w:r>
               <w:rPr>
@@ -4364,7 +4303,6 @@
             <w:pPr>
               <w:jc w:val="center"/>
               <w:rPr>
-                <w:rFonts w:hint="eastAsia"/>
                 <w:szCs w:val="21"/>
               </w:rPr>
             </w:pPr>
@@ -4386,7 +4324,6 @@
             <w:pPr>
               <w:jc w:val="center"/>
               <w:rPr>
-                <w:rFonts w:hint="eastAsia"/>
                 <w:szCs w:val="21"/>
               </w:rPr>
             </w:pPr>
@@ -4465,6 +4402,13 @@
                 <w:rFonts w:hint="eastAsia"/>
                 <w:szCs w:val="21"/>
               </w:rPr>
+              <w:t xml:space="preserve"> </w:t>
+            </w:r>
+            <w:r>
+              <w:rPr>
+                <w:rFonts w:hint="eastAsia"/>
+                <w:szCs w:val="21"/>
+              </w:rPr>
               <w:t>网络层的几个重要概念</w:t>
             </w:r>
           </w:p>
@@ -4472,7 +4416,6 @@
             <w:pPr>
               <w:jc w:val="left"/>
               <w:rPr>
-                <w:rFonts w:hint="eastAsia"/>
                 <w:szCs w:val="21"/>
               </w:rPr>
             </w:pPr>
@@ -4488,6 +4431,13 @@
                 <w:rFonts w:hint="eastAsia"/>
                 <w:szCs w:val="21"/>
               </w:rPr>
+              <w:t xml:space="preserve"> </w:t>
+            </w:r>
+            <w:r>
+              <w:rPr>
+                <w:rFonts w:hint="eastAsia"/>
+                <w:szCs w:val="21"/>
+              </w:rPr>
               <w:t>网际协议</w:t>
             </w:r>
           </w:p>
@@ -4501,7 +4451,6 @@
             <w:pPr>
               <w:jc w:val="center"/>
               <w:rPr>
-                <w:rFonts w:hint="eastAsia"/>
                 <w:szCs w:val="21"/>
               </w:rPr>
             </w:pPr>
@@ -4543,13 +4492,7 @@
             <w:tcW w:w="2448" w:type="dxa"/>
             <w:vAlign w:val="center"/>
           </w:tcPr>
-          <w:p>
-            <w:pPr>
-              <w:rPr>
-                <w:rFonts w:hint="eastAsia"/>
-              </w:rPr>
-            </w:pPr>
-          </w:p>
+          <w:p/>
         </w:tc>
         <w:tc>
           <w:tcPr>
@@ -4559,9 +4502,6 @@
           <w:p>
             <w:pPr>
               <w:jc w:val="center"/>
-              <w:rPr>
-                <w:rFonts w:hint="eastAsia"/>
-              </w:rPr>
             </w:pPr>
             <w:r>
               <w:rPr>
@@ -4598,9 +4538,6 @@
           <w:p>
             <w:pPr>
               <w:jc w:val="center"/>
-              <w:rPr>
-                <w:rFonts w:hint="eastAsia"/>
-              </w:rPr>
             </w:pPr>
             <w:r>
               <w:rPr>
@@ -4619,7 +4556,6 @@
             <w:pPr>
               <w:jc w:val="center"/>
               <w:rPr>
-                <w:rFonts w:hint="eastAsia"/>
                 <w:szCs w:val="21"/>
               </w:rPr>
             </w:pPr>
@@ -4641,7 +4577,6 @@
             <w:pPr>
               <w:jc w:val="center"/>
               <w:rPr>
-                <w:rFonts w:hint="eastAsia"/>
                 <w:szCs w:val="21"/>
               </w:rPr>
             </w:pPr>
@@ -4721,6 +4656,13 @@
                 <w:rFonts w:hint="eastAsia"/>
                 <w:szCs w:val="21"/>
               </w:rPr>
+              <w:t xml:space="preserve"> </w:t>
+            </w:r>
+            <w:r>
+              <w:rPr>
+                <w:rFonts w:hint="eastAsia"/>
+                <w:szCs w:val="21"/>
+              </w:rPr>
               <w:t>网络层的几个重要概念</w:t>
             </w:r>
           </w:p>
@@ -4728,7 +4670,6 @@
             <w:pPr>
               <w:jc w:val="left"/>
               <w:rPr>
-                <w:rFonts w:hint="eastAsia"/>
                 <w:szCs w:val="21"/>
               </w:rPr>
             </w:pPr>
@@ -4744,6 +4685,13 @@
                 <w:rFonts w:hint="eastAsia"/>
                 <w:szCs w:val="21"/>
               </w:rPr>
+              <w:t xml:space="preserve"> </w:t>
+            </w:r>
+            <w:r>
+              <w:rPr>
+                <w:rFonts w:hint="eastAsia"/>
+                <w:szCs w:val="21"/>
+              </w:rPr>
               <w:t>网际协议</w:t>
             </w:r>
           </w:p>
@@ -4757,7 +4705,6 @@
             <w:pPr>
               <w:jc w:val="center"/>
               <w:rPr>
-                <w:rFonts w:hint="eastAsia"/>
                 <w:szCs w:val="21"/>
               </w:rPr>
             </w:pPr>
@@ -4838,11 +4785,6 @@
             </w:r>
           </w:p>
           <w:p>
-            <w:pPr>
-              <w:rPr>
-                <w:rFonts w:hint="eastAsia"/>
-              </w:rPr>
-            </w:pPr>
             <w:r>
               <w:rPr>
                 <w:rFonts w:hint="eastAsia"/>
@@ -4859,9 +4801,6 @@
           <w:p>
             <w:pPr>
               <w:jc w:val="center"/>
-              <w:rPr>
-                <w:rFonts w:hint="eastAsia"/>
-              </w:rPr>
             </w:pPr>
             <w:r>
               <w:rPr>
@@ -4919,7 +4858,6 @@
             <w:pPr>
               <w:jc w:val="center"/>
               <w:rPr>
-                <w:rFonts w:hint="eastAsia"/>
                 <w:szCs w:val="21"/>
               </w:rPr>
             </w:pPr>
@@ -4941,7 +4879,6 @@
             <w:pPr>
               <w:jc w:val="center"/>
               <w:rPr>
-                <w:rFonts w:hint="eastAsia"/>
                 <w:szCs w:val="21"/>
               </w:rPr>
             </w:pPr>
@@ -4999,6 +4936,13 @@
                 <w:rFonts w:hint="eastAsia"/>
                 <w:szCs w:val="21"/>
               </w:rPr>
+              <w:t xml:space="preserve"> </w:t>
+            </w:r>
+            <w:r>
+              <w:rPr>
+                <w:rFonts w:hint="eastAsia"/>
+                <w:szCs w:val="21"/>
+              </w:rPr>
               <w:t>网络层</w:t>
             </w:r>
           </w:p>
@@ -5021,7 +4965,30 @@
                 <w:rFonts w:hint="eastAsia"/>
                 <w:szCs w:val="21"/>
               </w:rPr>
-              <w:t>网际控制报文协议</w:t>
+              <w:t xml:space="preserve"> </w:t>
+            </w:r>
+            <w:r>
+              <w:rPr>
+                <w:rFonts w:hint="eastAsia"/>
+                <w:szCs w:val="21"/>
+              </w:rPr>
+              <w:t>网</w:t>
+            </w:r>
+            <w:proofErr w:type="gramStart"/>
+            <w:r>
+              <w:rPr>
+                <w:rFonts w:hint="eastAsia"/>
+                <w:szCs w:val="21"/>
+              </w:rPr>
+              <w:t>际控制</w:t>
+            </w:r>
+            <w:proofErr w:type="gramEnd"/>
+            <w:r>
+              <w:rPr>
+                <w:rFonts w:hint="eastAsia"/>
+                <w:szCs w:val="21"/>
+              </w:rPr>
+              <w:t>报文协议</w:t>
             </w:r>
             <w:r>
               <w:rPr>
@@ -5035,7 +5002,6 @@
             <w:pPr>
               <w:jc w:val="left"/>
               <w:rPr>
-                <w:rFonts w:hint="eastAsia"/>
                 <w:szCs w:val="21"/>
               </w:rPr>
             </w:pPr>
@@ -5057,7 +5023,6 @@
             <w:pPr>
               <w:jc w:val="center"/>
               <w:rPr>
-                <w:rFonts w:hint="eastAsia"/>
                 <w:szCs w:val="21"/>
               </w:rPr>
             </w:pPr>
@@ -5143,9 +5108,6 @@
           <w:p>
             <w:pPr>
               <w:jc w:val="center"/>
-              <w:rPr>
-                <w:rFonts w:hint="eastAsia"/>
-              </w:rPr>
             </w:pPr>
             <w:r>
               <w:rPr>
@@ -5183,7 +5145,6 @@
             <w:pPr>
               <w:jc w:val="center"/>
               <w:rPr>
-                <w:rFonts w:hint="eastAsia"/>
                 <w:szCs w:val="21"/>
               </w:rPr>
             </w:pPr>
@@ -5204,7 +5165,6 @@
             <w:pPr>
               <w:jc w:val="center"/>
               <w:rPr>
-                <w:rFonts w:hint="eastAsia"/>
                 <w:szCs w:val="21"/>
               </w:rPr>
             </w:pPr>
@@ -5226,7 +5186,6 @@
             <w:pPr>
               <w:jc w:val="center"/>
               <w:rPr>
-                <w:rFonts w:hint="eastAsia"/>
                 <w:szCs w:val="21"/>
               </w:rPr>
             </w:pPr>
@@ -5248,6 +5207,7 @@
             <w:pPr>
               <w:jc w:val="left"/>
               <w:rPr>
+                <w:rFonts w:hint="eastAsia"/>
                 <w:szCs w:val="21"/>
               </w:rPr>
             </w:pPr>
@@ -5272,6 +5232,20 @@
               </w:rPr>
               <w:t>章</w:t>
             </w:r>
+            <w:r>
+              <w:rPr>
+                <w:rFonts w:hint="eastAsia"/>
+                <w:szCs w:val="21"/>
+              </w:rPr>
+              <w:t xml:space="preserve">  </w:t>
+            </w:r>
+            <w:r>
+              <w:rPr>
+                <w:rFonts w:hint="eastAsia"/>
+                <w:szCs w:val="21"/>
+              </w:rPr>
+              <w:t>网络层</w:t>
+            </w:r>
           </w:p>
           <w:p>
             <w:pPr>
@@ -5292,6 +5266,13 @@
                 <w:rFonts w:hint="eastAsia"/>
                 <w:szCs w:val="21"/>
               </w:rPr>
+              <w:t xml:space="preserve"> </w:t>
+            </w:r>
+            <w:r>
+              <w:rPr>
+                <w:rFonts w:hint="eastAsia"/>
+                <w:szCs w:val="21"/>
+              </w:rPr>
               <w:t>互联网的路由选择协议</w:t>
             </w:r>
           </w:p>
@@ -5299,16 +5280,29 @@
             <w:pPr>
               <w:jc w:val="left"/>
               <w:rPr>
-                <w:rFonts w:hint="eastAsia"/>
-                <w:szCs w:val="21"/>
-              </w:rPr>
-            </w:pPr>
-            <w:r>
-              <w:rPr>
-                <w:rFonts w:hint="eastAsia"/>
-                <w:szCs w:val="21"/>
-              </w:rPr>
-              <w:t>4.7IP</w:t>
+                <w:szCs w:val="21"/>
+              </w:rPr>
+            </w:pPr>
+            <w:r>
+              <w:rPr>
+                <w:rFonts w:hint="eastAsia"/>
+                <w:szCs w:val="21"/>
+              </w:rPr>
+              <w:t>4.7</w:t>
+            </w:r>
+            <w:r>
+              <w:rPr>
+                <w:rFonts w:hint="eastAsia"/>
+                <w:szCs w:val="21"/>
+              </w:rPr>
+              <w:t xml:space="preserve"> </w:t>
+            </w:r>
+            <w:r>
+              <w:rPr>
+                <w:rFonts w:hint="eastAsia"/>
+                <w:szCs w:val="21"/>
+              </w:rPr>
+              <w:t>IP</w:t>
             </w:r>
             <w:r>
               <w:rPr>
@@ -5328,7 +5322,6 @@
             <w:pPr>
               <w:jc w:val="center"/>
               <w:rPr>
-                <w:rFonts w:hint="eastAsia"/>
                 <w:szCs w:val="21"/>
               </w:rPr>
             </w:pPr>
@@ -5350,7 +5343,6 @@
             <w:pPr>
               <w:jc w:val="center"/>
               <w:rPr>
-                <w:rFonts w:hint="eastAsia"/>
                 <w:szCs w:val="21"/>
               </w:rPr>
             </w:pPr>
@@ -5372,7 +5364,6 @@
           <w:p>
             <w:pPr>
               <w:rPr>
-                <w:rFonts w:hint="eastAsia"/>
                 <w:szCs w:val="21"/>
               </w:rPr>
             </w:pPr>
@@ -5407,7 +5398,6 @@
             <w:pPr>
               <w:jc w:val="center"/>
               <w:rPr>
-                <w:rFonts w:hint="eastAsia"/>
                 <w:szCs w:val="21"/>
               </w:rPr>
             </w:pPr>
@@ -5428,7 +5418,6 @@
             <w:pPr>
               <w:jc w:val="center"/>
               <w:rPr>
-                <w:rFonts w:hint="eastAsia"/>
                 <w:szCs w:val="21"/>
               </w:rPr>
             </w:pPr>
@@ -5449,7 +5438,6 @@
             <w:pPr>
               <w:jc w:val="center"/>
               <w:rPr>
-                <w:rFonts w:hint="eastAsia"/>
                 <w:szCs w:val="21"/>
               </w:rPr>
             </w:pPr>
@@ -5471,7 +5459,6 @@
             <w:pPr>
               <w:jc w:val="center"/>
               <w:rPr>
-                <w:rFonts w:hint="eastAsia"/>
                 <w:szCs w:val="21"/>
               </w:rPr>
             </w:pPr>
@@ -5493,6 +5480,7 @@
             <w:pPr>
               <w:jc w:val="left"/>
               <w:rPr>
+                <w:rFonts w:hint="eastAsia"/>
                 <w:szCs w:val="21"/>
               </w:rPr>
             </w:pPr>
@@ -5517,6 +5505,20 @@
               </w:rPr>
               <w:t>章</w:t>
             </w:r>
+            <w:r>
+              <w:rPr>
+                <w:rFonts w:hint="eastAsia"/>
+                <w:szCs w:val="21"/>
+              </w:rPr>
+              <w:t xml:space="preserve">  </w:t>
+            </w:r>
+            <w:r>
+              <w:rPr>
+                <w:rFonts w:hint="eastAsia"/>
+                <w:szCs w:val="21"/>
+              </w:rPr>
+              <w:t>网络层</w:t>
+            </w:r>
           </w:p>
           <w:p>
             <w:pPr>
@@ -5537,6 +5539,13 @@
                 <w:rFonts w:hint="eastAsia"/>
                 <w:szCs w:val="21"/>
               </w:rPr>
+              <w:t xml:space="preserve"> </w:t>
+            </w:r>
+            <w:r>
+              <w:rPr>
+                <w:rFonts w:hint="eastAsia"/>
+                <w:szCs w:val="21"/>
+              </w:rPr>
               <w:t>虚拟专用网</w:t>
             </w:r>
             <w:r>
@@ -5580,6 +5589,13 @@
                 <w:rFonts w:hint="eastAsia"/>
                 <w:szCs w:val="21"/>
               </w:rPr>
+              <w:t xml:space="preserve"> </w:t>
+            </w:r>
+            <w:r>
+              <w:rPr>
+                <w:rFonts w:hint="eastAsia"/>
+                <w:szCs w:val="21"/>
+              </w:rPr>
               <w:t>多协议标签交换</w:t>
             </w:r>
             <w:r>
@@ -5594,7 +5610,6 @@
             <w:pPr>
               <w:jc w:val="left"/>
               <w:rPr>
-                <w:rFonts w:hint="eastAsia"/>
                 <w:szCs w:val="21"/>
               </w:rPr>
             </w:pPr>
@@ -5610,6 +5625,13 @@
                 <w:rFonts w:hint="eastAsia"/>
                 <w:szCs w:val="21"/>
               </w:rPr>
+              <w:t xml:space="preserve"> </w:t>
+            </w:r>
+            <w:r>
+              <w:rPr>
+                <w:rFonts w:hint="eastAsia"/>
+                <w:szCs w:val="21"/>
+              </w:rPr>
               <w:t>软件定义网络</w:t>
             </w:r>
             <w:r>
@@ -5637,7 +5659,6 @@
             <w:pPr>
               <w:jc w:val="center"/>
               <w:rPr>
-                <w:rFonts w:hint="eastAsia"/>
                 <w:szCs w:val="21"/>
               </w:rPr>
             </w:pPr>
@@ -5659,7 +5680,6 @@
             <w:pPr>
               <w:jc w:val="center"/>
               <w:rPr>
-                <w:rFonts w:hint="eastAsia"/>
                 <w:szCs w:val="21"/>
               </w:rPr>
             </w:pPr>
@@ -5737,7 +5757,6 @@
           <w:p>
             <w:pPr>
               <w:rPr>
-                <w:rFonts w:hint="eastAsia"/>
                 <w:szCs w:val="21"/>
               </w:rPr>
             </w:pPr>
@@ -5778,7 +5797,6 @@
             <w:pPr>
               <w:jc w:val="center"/>
               <w:rPr>
-                <w:rFonts w:hint="eastAsia"/>
                 <w:szCs w:val="21"/>
               </w:rPr>
             </w:pPr>
@@ -5799,7 +5817,6 @@
             <w:pPr>
               <w:jc w:val="center"/>
               <w:rPr>
-                <w:rFonts w:hint="eastAsia"/>
                 <w:szCs w:val="21"/>
               </w:rPr>
             </w:pPr>
@@ -5820,7 +5837,6 @@
             <w:pPr>
               <w:jc w:val="center"/>
               <w:rPr>
-                <w:rFonts w:hint="eastAsia"/>
                 <w:szCs w:val="21"/>
               </w:rPr>
             </w:pPr>
@@ -5842,7 +5858,6 @@
             <w:pPr>
               <w:jc w:val="center"/>
               <w:rPr>
-                <w:rFonts w:hint="eastAsia"/>
                 <w:szCs w:val="21"/>
               </w:rPr>
             </w:pPr>
@@ -5922,6 +5937,13 @@
                 <w:rFonts w:hint="eastAsia"/>
                 <w:szCs w:val="21"/>
               </w:rPr>
+              <w:t xml:space="preserve"> </w:t>
+            </w:r>
+            <w:r>
+              <w:rPr>
+                <w:rFonts w:hint="eastAsia"/>
+                <w:szCs w:val="21"/>
+              </w:rPr>
               <w:t>运输层协议概述</w:t>
             </w:r>
           </w:p>
@@ -5929,7 +5951,6 @@
             <w:pPr>
               <w:jc w:val="left"/>
               <w:rPr>
-                <w:rFonts w:hint="eastAsia"/>
                 <w:szCs w:val="21"/>
               </w:rPr>
             </w:pPr>
@@ -5945,6 +5966,13 @@
                 <w:rFonts w:hint="eastAsia"/>
                 <w:szCs w:val="21"/>
               </w:rPr>
+              <w:t xml:space="preserve"> </w:t>
+            </w:r>
+            <w:r>
+              <w:rPr>
+                <w:rFonts w:hint="eastAsia"/>
+                <w:szCs w:val="21"/>
+              </w:rPr>
               <w:t>用户数据报协议</w:t>
             </w:r>
             <w:r>
@@ -5965,7 +5993,6 @@
             <w:pPr>
               <w:jc w:val="center"/>
               <w:rPr>
-                <w:rFonts w:hint="eastAsia"/>
                 <w:szCs w:val="21"/>
               </w:rPr>
             </w:pPr>
@@ -5987,7 +6014,6 @@
             <w:pPr>
               <w:jc w:val="center"/>
               <w:rPr>
-                <w:rFonts w:hint="eastAsia"/>
                 <w:szCs w:val="21"/>
               </w:rPr>
             </w:pPr>
@@ -6009,7 +6035,6 @@
           <w:p>
             <w:pPr>
               <w:rPr>
-                <w:rFonts w:hint="eastAsia"/>
                 <w:szCs w:val="21"/>
               </w:rPr>
             </w:pPr>
@@ -6024,7 +6049,6 @@
             <w:pPr>
               <w:jc w:val="center"/>
               <w:rPr>
-                <w:rFonts w:hint="eastAsia"/>
                 <w:szCs w:val="21"/>
               </w:rPr>
             </w:pPr>
@@ -6045,7 +6069,6 @@
             <w:pPr>
               <w:jc w:val="center"/>
               <w:rPr>
-                <w:rFonts w:hint="eastAsia"/>
                 <w:szCs w:val="21"/>
               </w:rPr>
             </w:pPr>
@@ -6066,7 +6089,6 @@
             <w:pPr>
               <w:jc w:val="center"/>
               <w:rPr>
-                <w:rFonts w:hint="eastAsia"/>
                 <w:szCs w:val="21"/>
               </w:rPr>
             </w:pPr>
@@ -6088,7 +6110,6 @@
             <w:pPr>
               <w:jc w:val="center"/>
               <w:rPr>
-                <w:rFonts w:hint="eastAsia"/>
                 <w:szCs w:val="21"/>
               </w:rPr>
             </w:pPr>
@@ -6110,7 +6131,6 @@
             <w:pPr>
               <w:jc w:val="center"/>
               <w:rPr>
-                <w:rFonts w:hint="eastAsia"/>
                 <w:szCs w:val="21"/>
               </w:rPr>
             </w:pPr>
@@ -6168,6 +6188,13 @@
                 <w:rFonts w:hint="eastAsia"/>
                 <w:szCs w:val="21"/>
               </w:rPr>
+              <w:t xml:space="preserve"> </w:t>
+            </w:r>
+            <w:r>
+              <w:rPr>
+                <w:rFonts w:hint="eastAsia"/>
+                <w:szCs w:val="21"/>
+              </w:rPr>
               <w:t>运输层</w:t>
             </w:r>
           </w:p>
@@ -6190,6 +6217,13 @@
                 <w:rFonts w:hint="eastAsia"/>
                 <w:szCs w:val="21"/>
               </w:rPr>
+              <w:t xml:space="preserve"> </w:t>
+            </w:r>
+            <w:r>
+              <w:rPr>
+                <w:rFonts w:hint="eastAsia"/>
+                <w:szCs w:val="21"/>
+              </w:rPr>
               <w:t>传输控制协议</w:t>
             </w:r>
             <w:r>
@@ -6226,6 +6260,13 @@
                 <w:rFonts w:hint="eastAsia"/>
                 <w:szCs w:val="21"/>
               </w:rPr>
+              <w:t xml:space="preserve"> </w:t>
+            </w:r>
+            <w:r>
+              <w:rPr>
+                <w:rFonts w:hint="eastAsia"/>
+                <w:szCs w:val="21"/>
+              </w:rPr>
               <w:t>可靠传输的工作原理</w:t>
             </w:r>
           </w:p>
@@ -6233,16 +6274,29 @@
             <w:pPr>
               <w:jc w:val="left"/>
               <w:rPr>
-                <w:rFonts w:hint="eastAsia"/>
-                <w:szCs w:val="21"/>
-              </w:rPr>
-            </w:pPr>
-            <w:r>
-              <w:rPr>
-                <w:rFonts w:hint="eastAsia"/>
-                <w:szCs w:val="21"/>
-              </w:rPr>
-              <w:t>5.5TCP</w:t>
+                <w:szCs w:val="21"/>
+              </w:rPr>
+            </w:pPr>
+            <w:r>
+              <w:rPr>
+                <w:rFonts w:hint="eastAsia"/>
+                <w:szCs w:val="21"/>
+              </w:rPr>
+              <w:t>5.5</w:t>
+            </w:r>
+            <w:r>
+              <w:rPr>
+                <w:rFonts w:hint="eastAsia"/>
+                <w:szCs w:val="21"/>
+              </w:rPr>
+              <w:t xml:space="preserve"> </w:t>
+            </w:r>
+            <w:r>
+              <w:rPr>
+                <w:rFonts w:hint="eastAsia"/>
+                <w:szCs w:val="21"/>
+              </w:rPr>
+              <w:t>TCP</w:t>
             </w:r>
             <w:r>
               <w:rPr>
@@ -6262,7 +6316,6 @@
             <w:pPr>
               <w:jc w:val="center"/>
               <w:rPr>
-                <w:rFonts w:hint="eastAsia"/>
                 <w:szCs w:val="21"/>
               </w:rPr>
             </w:pPr>
@@ -6284,7 +6337,6 @@
             <w:pPr>
               <w:jc w:val="center"/>
               <w:rPr>
-                <w:rFonts w:hint="eastAsia"/>
                 <w:szCs w:val="21"/>
               </w:rPr>
             </w:pPr>
@@ -6304,11 +6356,6 @@
             <w:vAlign w:val="center"/>
           </w:tcPr>
           <w:p>
-            <w:pPr>
-              <w:rPr>
-                <w:rFonts w:hint="eastAsia"/>
-              </w:rPr>
-            </w:pPr>
             <w:r>
               <w:rPr>
                 <w:rFonts w:hint="eastAsia"/>
@@ -6362,7 +6409,6 @@
             <w:pPr>
               <w:jc w:val="center"/>
               <w:rPr>
-                <w:rFonts w:hint="eastAsia"/>
                 <w:szCs w:val="21"/>
               </w:rPr>
             </w:pPr>
@@ -6383,7 +6429,6 @@
             <w:pPr>
               <w:jc w:val="center"/>
               <w:rPr>
-                <w:rFonts w:hint="eastAsia"/>
                 <w:szCs w:val="21"/>
               </w:rPr>
             </w:pPr>
@@ -6404,7 +6449,6 @@
             <w:pPr>
               <w:jc w:val="center"/>
               <w:rPr>
-                <w:rFonts w:hint="eastAsia"/>
                 <w:szCs w:val="21"/>
               </w:rPr>
             </w:pPr>
@@ -6426,7 +6470,6 @@
             <w:pPr>
               <w:jc w:val="center"/>
               <w:rPr>
-                <w:rFonts w:hint="eastAsia"/>
                 <w:szCs w:val="21"/>
               </w:rPr>
             </w:pPr>
@@ -6448,7 +6491,6 @@
             <w:pPr>
               <w:jc w:val="center"/>
               <w:rPr>
-                <w:rFonts w:hint="eastAsia"/>
                 <w:szCs w:val="21"/>
               </w:rPr>
             </w:pPr>
@@ -6506,6 +6548,13 @@
                 <w:rFonts w:hint="eastAsia"/>
                 <w:szCs w:val="21"/>
               </w:rPr>
+              <w:t xml:space="preserve"> </w:t>
+            </w:r>
+            <w:r>
+              <w:rPr>
+                <w:rFonts w:hint="eastAsia"/>
+                <w:szCs w:val="21"/>
+              </w:rPr>
               <w:t>运输层</w:t>
             </w:r>
           </w:p>
@@ -6535,16 +6584,29 @@
             <w:pPr>
               <w:jc w:val="left"/>
               <w:rPr>
-                <w:rFonts w:hint="eastAsia"/>
-                <w:szCs w:val="21"/>
-              </w:rPr>
-            </w:pPr>
-            <w:r>
-              <w:rPr>
-                <w:rFonts w:hint="eastAsia"/>
-                <w:szCs w:val="21"/>
-              </w:rPr>
-              <w:t>5.7TCP</w:t>
+                <w:szCs w:val="21"/>
+              </w:rPr>
+            </w:pPr>
+            <w:r>
+              <w:rPr>
+                <w:rFonts w:hint="eastAsia"/>
+                <w:szCs w:val="21"/>
+              </w:rPr>
+              <w:t>5.7</w:t>
+            </w:r>
+            <w:r>
+              <w:rPr>
+                <w:rFonts w:hint="eastAsia"/>
+                <w:szCs w:val="21"/>
+              </w:rPr>
+              <w:t xml:space="preserve"> </w:t>
+            </w:r>
+            <w:r>
+              <w:rPr>
+                <w:rFonts w:hint="eastAsia"/>
+                <w:szCs w:val="21"/>
+              </w:rPr>
+              <w:t>TCP</w:t>
             </w:r>
             <w:r>
               <w:rPr>
@@ -6564,7 +6626,6 @@
             <w:pPr>
               <w:jc w:val="center"/>
               <w:rPr>
-                <w:rFonts w:hint="eastAsia"/>
                 <w:szCs w:val="21"/>
               </w:rPr>
             </w:pPr>
@@ -6586,7 +6647,6 @@
             <w:pPr>
               <w:jc w:val="center"/>
               <w:rPr>
-                <w:rFonts w:hint="eastAsia"/>
                 <w:szCs w:val="21"/>
               </w:rPr>
             </w:pPr>
@@ -6608,7 +6668,6 @@
           <w:p>
             <w:pPr>
               <w:rPr>
-                <w:rFonts w:hint="eastAsia"/>
                 <w:szCs w:val="21"/>
               </w:rPr>
             </w:pPr>
@@ -6630,7 +6689,6 @@
             <w:pPr>
               <w:jc w:val="center"/>
               <w:rPr>
-                <w:rFonts w:hint="eastAsia"/>
                 <w:szCs w:val="21"/>
               </w:rPr>
             </w:pPr>
@@ -6651,7 +6709,6 @@
             <w:pPr>
               <w:jc w:val="center"/>
               <w:rPr>
-                <w:rFonts w:hint="eastAsia"/>
                 <w:szCs w:val="21"/>
               </w:rPr>
             </w:pPr>
@@ -6672,7 +6729,6 @@
             <w:pPr>
               <w:jc w:val="center"/>
               <w:rPr>
-                <w:rFonts w:hint="eastAsia"/>
                 <w:szCs w:val="21"/>
               </w:rPr>
             </w:pPr>
@@ -6694,7 +6750,6 @@
             <w:pPr>
               <w:jc w:val="center"/>
               <w:rPr>
-                <w:rFonts w:hint="eastAsia"/>
                 <w:szCs w:val="21"/>
               </w:rPr>
             </w:pPr>
@@ -6716,7 +6771,6 @@
             <w:pPr>
               <w:jc w:val="center"/>
               <w:rPr>
-                <w:rFonts w:hint="eastAsia"/>
                 <w:szCs w:val="21"/>
               </w:rPr>
             </w:pPr>
@@ -6774,6 +6828,13 @@
                 <w:rFonts w:hint="eastAsia"/>
                 <w:szCs w:val="21"/>
               </w:rPr>
+              <w:t xml:space="preserve"> </w:t>
+            </w:r>
+            <w:r>
+              <w:rPr>
+                <w:rFonts w:hint="eastAsia"/>
+                <w:szCs w:val="21"/>
+              </w:rPr>
               <w:t>运输层</w:t>
             </w:r>
           </w:p>
@@ -6803,16 +6864,29 @@
             <w:pPr>
               <w:jc w:val="left"/>
               <w:rPr>
-                <w:rFonts w:hint="eastAsia"/>
-                <w:szCs w:val="21"/>
-              </w:rPr>
-            </w:pPr>
-            <w:r>
-              <w:rPr>
-                <w:rFonts w:hint="eastAsia"/>
-                <w:szCs w:val="21"/>
-              </w:rPr>
-              <w:t xml:space="preserve">5.9TCP </w:t>
+                <w:szCs w:val="21"/>
+              </w:rPr>
+            </w:pPr>
+            <w:r>
+              <w:rPr>
+                <w:rFonts w:hint="eastAsia"/>
+                <w:szCs w:val="21"/>
+              </w:rPr>
+              <w:t>5.9</w:t>
+            </w:r>
+            <w:r>
+              <w:rPr>
+                <w:rFonts w:hint="eastAsia"/>
+                <w:szCs w:val="21"/>
+              </w:rPr>
+              <w:t xml:space="preserve"> </w:t>
+            </w:r>
+            <w:r>
+              <w:rPr>
+                <w:rFonts w:hint="eastAsia"/>
+                <w:szCs w:val="21"/>
+              </w:rPr>
+              <w:t xml:space="preserve">TCP </w:t>
             </w:r>
             <w:r>
               <w:rPr>
@@ -6832,7 +6906,6 @@
             <w:pPr>
               <w:jc w:val="center"/>
               <w:rPr>
-                <w:rFonts w:hint="eastAsia"/>
                 <w:szCs w:val="21"/>
               </w:rPr>
             </w:pPr>
@@ -6854,7 +6927,6 @@
             <w:pPr>
               <w:jc w:val="center"/>
               <w:rPr>
-                <w:rFonts w:hint="eastAsia"/>
                 <w:szCs w:val="21"/>
               </w:rPr>
             </w:pPr>
@@ -6894,11 +6966,6 @@
             </w:r>
           </w:p>
           <w:p>
-            <w:pPr>
-              <w:rPr>
-                <w:rFonts w:hint="eastAsia"/>
-              </w:rPr>
-            </w:pPr>
             <w:r>
               <w:rPr>
                 <w:rFonts w:hint="eastAsia"/>
@@ -6940,7 +7007,6 @@
             <w:pPr>
               <w:jc w:val="center"/>
               <w:rPr>
-                <w:rFonts w:hint="eastAsia"/>
                 <w:szCs w:val="21"/>
               </w:rPr>
             </w:pPr>
@@ -6961,7 +7027,6 @@
             <w:pPr>
               <w:jc w:val="center"/>
               <w:rPr>
-                <w:rFonts w:hint="eastAsia"/>
                 <w:szCs w:val="21"/>
               </w:rPr>
             </w:pPr>
@@ -6982,7 +7047,6 @@
             <w:pPr>
               <w:jc w:val="center"/>
               <w:rPr>
-                <w:rFonts w:hint="eastAsia"/>
                 <w:szCs w:val="21"/>
               </w:rPr>
             </w:pPr>
@@ -7004,7 +7068,6 @@
             <w:pPr>
               <w:jc w:val="center"/>
               <w:rPr>
-                <w:rFonts w:hint="eastAsia"/>
                 <w:szCs w:val="21"/>
               </w:rPr>
             </w:pPr>
@@ -7026,7 +7089,6 @@
             <w:pPr>
               <w:jc w:val="center"/>
               <w:rPr>
-                <w:rFonts w:hint="eastAsia"/>
                 <w:szCs w:val="21"/>
               </w:rPr>
             </w:pPr>
@@ -7084,6 +7146,13 @@
                 <w:rFonts w:hint="eastAsia"/>
                 <w:szCs w:val="21"/>
               </w:rPr>
+              <w:t xml:space="preserve"> </w:t>
+            </w:r>
+            <w:r>
+              <w:rPr>
+                <w:rFonts w:hint="eastAsia"/>
+                <w:szCs w:val="21"/>
+              </w:rPr>
               <w:t>应用层</w:t>
             </w:r>
           </w:p>
@@ -7106,6 +7175,13 @@
                 <w:rFonts w:hint="eastAsia"/>
                 <w:szCs w:val="21"/>
               </w:rPr>
+              <w:t xml:space="preserve"> </w:t>
+            </w:r>
+            <w:r>
+              <w:rPr>
+                <w:rFonts w:hint="eastAsia"/>
+                <w:szCs w:val="21"/>
+              </w:rPr>
               <w:t>域名系统</w:t>
             </w:r>
             <w:r>
@@ -7120,7 +7196,6 @@
             <w:pPr>
               <w:jc w:val="left"/>
               <w:rPr>
-                <w:rFonts w:hint="eastAsia"/>
                 <w:szCs w:val="21"/>
               </w:rPr>
             </w:pPr>
@@ -7136,6 +7211,13 @@
                 <w:rFonts w:hint="eastAsia"/>
                 <w:szCs w:val="21"/>
               </w:rPr>
+              <w:t xml:space="preserve"> </w:t>
+            </w:r>
+            <w:r>
+              <w:rPr>
+                <w:rFonts w:hint="eastAsia"/>
+                <w:szCs w:val="21"/>
+              </w:rPr>
               <w:t>文件传送协议</w:t>
             </w:r>
           </w:p>
@@ -7149,7 +7231,6 @@
             <w:pPr>
               <w:jc w:val="center"/>
               <w:rPr>
-                <w:rFonts w:hint="eastAsia"/>
                 <w:szCs w:val="21"/>
               </w:rPr>
             </w:pPr>
@@ -7171,7 +7252,6 @@
             <w:pPr>
               <w:jc w:val="center"/>
               <w:rPr>
-                <w:rFonts w:hint="eastAsia"/>
                 <w:szCs w:val="21"/>
               </w:rPr>
             </w:pPr>
@@ -7193,7 +7273,6 @@
           <w:p>
             <w:pPr>
               <w:rPr>
-                <w:rFonts w:hint="eastAsia"/>
                 <w:szCs w:val="21"/>
               </w:rPr>
             </w:pPr>
@@ -7235,7 +7314,6 @@
             <w:pPr>
               <w:jc w:val="center"/>
               <w:rPr>
-                <w:rFonts w:hint="eastAsia"/>
                 <w:szCs w:val="21"/>
               </w:rPr>
             </w:pPr>
@@ -7256,7 +7334,6 @@
             <w:pPr>
               <w:jc w:val="center"/>
               <w:rPr>
-                <w:rFonts w:hint="eastAsia"/>
                 <w:szCs w:val="21"/>
               </w:rPr>
             </w:pPr>
@@ -7278,7 +7355,6 @@
             <w:pPr>
               <w:jc w:val="center"/>
               <w:rPr>
-                <w:rFonts w:hint="eastAsia"/>
                 <w:szCs w:val="21"/>
               </w:rPr>
             </w:pPr>
@@ -7300,7 +7376,6 @@
             <w:pPr>
               <w:jc w:val="center"/>
               <w:rPr>
-                <w:rFonts w:hint="eastAsia"/>
                 <w:szCs w:val="21"/>
               </w:rPr>
             </w:pPr>
@@ -7358,6 +7433,13 @@
                 <w:rFonts w:hint="eastAsia"/>
                 <w:szCs w:val="21"/>
               </w:rPr>
+              <w:t xml:space="preserve"> </w:t>
+            </w:r>
+            <w:r>
+              <w:rPr>
+                <w:rFonts w:hint="eastAsia"/>
+                <w:szCs w:val="21"/>
+              </w:rPr>
               <w:t>应用层</w:t>
             </w:r>
           </w:p>
@@ -7394,7 +7476,6 @@
             <w:pPr>
               <w:jc w:val="left"/>
               <w:rPr>
-                <w:rFonts w:hint="eastAsia"/>
                 <w:szCs w:val="21"/>
               </w:rPr>
             </w:pPr>
@@ -7410,6 +7491,13 @@
                 <w:rFonts w:hint="eastAsia"/>
                 <w:szCs w:val="21"/>
               </w:rPr>
+              <w:t xml:space="preserve"> </w:t>
+            </w:r>
+            <w:r>
+              <w:rPr>
+                <w:rFonts w:hint="eastAsia"/>
+                <w:szCs w:val="21"/>
+              </w:rPr>
               <w:t>万维网</w:t>
             </w:r>
             <w:r>
@@ -7430,7 +7518,6 @@
             <w:pPr>
               <w:jc w:val="center"/>
               <w:rPr>
-                <w:rFonts w:hint="eastAsia"/>
                 <w:szCs w:val="21"/>
               </w:rPr>
             </w:pPr>
@@ -7452,7 +7539,6 @@
             <w:pPr>
               <w:jc w:val="center"/>
               <w:rPr>
-                <w:rFonts w:hint="eastAsia"/>
                 <w:szCs w:val="21"/>
               </w:rPr>
             </w:pPr>
@@ -7472,11 +7558,6 @@
             <w:vAlign w:val="center"/>
           </w:tcPr>
           <w:p>
-            <w:pPr>
-              <w:rPr>
-                <w:rFonts w:hint="eastAsia"/>
-              </w:rPr>
-            </w:pPr>
             <w:r>
               <w:rPr>
                 <w:rFonts w:hint="eastAsia"/>
@@ -7518,7 +7599,6 @@
             <w:pPr>
               <w:jc w:val="center"/>
               <w:rPr>
-                <w:rFonts w:hint="eastAsia"/>
                 <w:szCs w:val="21"/>
               </w:rPr>
             </w:pPr>
@@ -7539,7 +7619,6 @@
             <w:pPr>
               <w:jc w:val="center"/>
               <w:rPr>
-                <w:rFonts w:hint="eastAsia"/>
                 <w:szCs w:val="21"/>
               </w:rPr>
             </w:pPr>
@@ -7560,7 +7639,6 @@
             <w:pPr>
               <w:jc w:val="center"/>
               <w:rPr>
-                <w:rFonts w:hint="eastAsia"/>
                 <w:szCs w:val="21"/>
               </w:rPr>
             </w:pPr>
@@ -7582,7 +7660,6 @@
             <w:pPr>
               <w:jc w:val="center"/>
               <w:rPr>
-                <w:rFonts w:hint="eastAsia"/>
                 <w:szCs w:val="21"/>
               </w:rPr>
             </w:pPr>
@@ -7604,7 +7681,6 @@
             <w:pPr>
               <w:jc w:val="center"/>
               <w:rPr>
-                <w:rFonts w:hint="eastAsia"/>
                 <w:szCs w:val="21"/>
               </w:rPr>
             </w:pPr>
@@ -7662,6 +7738,13 @@
                 <w:rFonts w:hint="eastAsia"/>
                 <w:szCs w:val="21"/>
               </w:rPr>
+              <w:t xml:space="preserve"> </w:t>
+            </w:r>
+            <w:r>
+              <w:rPr>
+                <w:rFonts w:hint="eastAsia"/>
+                <w:szCs w:val="21"/>
+              </w:rPr>
               <w:t>应用层</w:t>
             </w:r>
           </w:p>
@@ -7691,7 +7774,6 @@
             <w:pPr>
               <w:jc w:val="left"/>
               <w:rPr>
-                <w:rFonts w:hint="eastAsia"/>
                 <w:szCs w:val="21"/>
               </w:rPr>
             </w:pPr>
@@ -7707,6 +7789,13 @@
                 <w:rFonts w:hint="eastAsia"/>
                 <w:szCs w:val="21"/>
               </w:rPr>
+              <w:t xml:space="preserve"> </w:t>
+            </w:r>
+            <w:r>
+              <w:rPr>
+                <w:rFonts w:hint="eastAsia"/>
+                <w:szCs w:val="21"/>
+              </w:rPr>
               <w:t>动态主机配置协议</w:t>
             </w:r>
             <w:r>
@@ -7727,7 +7816,6 @@
             <w:pPr>
               <w:jc w:val="center"/>
               <w:rPr>
-                <w:rFonts w:hint="eastAsia"/>
                 <w:szCs w:val="21"/>
               </w:rPr>
             </w:pPr>
@@ -7749,7 +7837,6 @@
             <w:pPr>
               <w:jc w:val="center"/>
               <w:rPr>
-                <w:rFonts w:hint="eastAsia"/>
                 <w:szCs w:val="21"/>
               </w:rPr>
             </w:pPr>
@@ -7771,7 +7858,6 @@
           <w:p>
             <w:pPr>
               <w:rPr>
-                <w:rFonts w:hint="eastAsia"/>
                 <w:szCs w:val="21"/>
               </w:rPr>
             </w:pPr>
@@ -7793,7 +7879,6 @@
             <w:pPr>
               <w:jc w:val="center"/>
               <w:rPr>
-                <w:rFonts w:hint="eastAsia"/>
                 <w:szCs w:val="21"/>
               </w:rPr>
             </w:pPr>
@@ -7814,7 +7899,6 @@
             <w:pPr>
               <w:jc w:val="center"/>
               <w:rPr>
-                <w:rFonts w:hint="eastAsia"/>
                 <w:szCs w:val="21"/>
               </w:rPr>
             </w:pPr>
@@ -7835,7 +7919,6 @@
             <w:pPr>
               <w:jc w:val="center"/>
               <w:rPr>
-                <w:rFonts w:hint="eastAsia"/>
                 <w:szCs w:val="21"/>
               </w:rPr>
             </w:pPr>
@@ -7857,7 +7940,6 @@
             <w:pPr>
               <w:jc w:val="center"/>
               <w:rPr>
-                <w:rFonts w:hint="eastAsia"/>
                 <w:szCs w:val="21"/>
               </w:rPr>
             </w:pPr>
@@ -7879,7 +7961,6 @@
             <w:pPr>
               <w:jc w:val="center"/>
               <w:rPr>
-                <w:rFonts w:hint="eastAsia"/>
                 <w:szCs w:val="21"/>
               </w:rPr>
             </w:pPr>
@@ -7937,6 +8018,13 @@
                 <w:rFonts w:hint="eastAsia"/>
                 <w:szCs w:val="21"/>
               </w:rPr>
+              <w:t xml:space="preserve"> </w:t>
+            </w:r>
+            <w:r>
+              <w:rPr>
+                <w:rFonts w:hint="eastAsia"/>
+                <w:szCs w:val="21"/>
+              </w:rPr>
               <w:t>应用层</w:t>
             </w:r>
           </w:p>
@@ -7973,7 +8061,6 @@
             <w:pPr>
               <w:jc w:val="left"/>
               <w:rPr>
-                <w:rFonts w:hint="eastAsia"/>
                 <w:szCs w:val="21"/>
               </w:rPr>
             </w:pPr>
@@ -7989,6 +8076,13 @@
                 <w:rFonts w:hint="eastAsia"/>
                 <w:szCs w:val="21"/>
               </w:rPr>
+              <w:t xml:space="preserve"> </w:t>
+            </w:r>
+            <w:r>
+              <w:rPr>
+                <w:rFonts w:hint="eastAsia"/>
+                <w:szCs w:val="21"/>
+              </w:rPr>
               <w:t>应用进程跨越网络的通信</w:t>
             </w:r>
           </w:p>
@@ -8002,7 +8096,6 @@
             <w:pPr>
               <w:jc w:val="center"/>
               <w:rPr>
-                <w:rFonts w:hint="eastAsia"/>
                 <w:szCs w:val="21"/>
               </w:rPr>
             </w:pPr>
@@ -8024,7 +8117,6 @@
             <w:pPr>
               <w:jc w:val="center"/>
               <w:rPr>
-                <w:rFonts w:hint="eastAsia"/>
                 <w:szCs w:val="21"/>
               </w:rPr>
             </w:pPr>
@@ -8046,7 +8138,6 @@
           <w:p>
             <w:pPr>
               <w:rPr>
-                <w:rFonts w:hint="eastAsia"/>
                 <w:szCs w:val="21"/>
               </w:rPr>
             </w:pPr>
@@ -8061,7 +8152,6 @@
             <w:pPr>
               <w:jc w:val="center"/>
               <w:rPr>
-                <w:rFonts w:hint="eastAsia"/>
                 <w:szCs w:val="21"/>
               </w:rPr>
             </w:pPr>
@@ -8082,7 +8172,6 @@
             <w:pPr>
               <w:jc w:val="center"/>
               <w:rPr>
-                <w:rFonts w:hint="eastAsia"/>
                 <w:szCs w:val="21"/>
               </w:rPr>
             </w:pPr>
@@ -8103,7 +8192,6 @@
             <w:pPr>
               <w:jc w:val="center"/>
               <w:rPr>
-                <w:rFonts w:hint="eastAsia"/>
                 <w:szCs w:val="21"/>
               </w:rPr>
             </w:pPr>
@@ -8125,7 +8213,6 @@
             <w:pPr>
               <w:jc w:val="center"/>
               <w:rPr>
-                <w:rFonts w:hint="eastAsia"/>
                 <w:szCs w:val="21"/>
               </w:rPr>
             </w:pPr>
@@ -8147,7 +8234,6 @@
             <w:pPr>
               <w:jc w:val="center"/>
               <w:rPr>
-                <w:rFonts w:hint="eastAsia"/>
                 <w:szCs w:val="21"/>
               </w:rPr>
             </w:pPr>
@@ -8205,6 +8291,13 @@
                 <w:rFonts w:hint="eastAsia"/>
                 <w:szCs w:val="21"/>
               </w:rPr>
+              <w:t xml:space="preserve"> </w:t>
+            </w:r>
+            <w:r>
+              <w:rPr>
+                <w:rFonts w:hint="eastAsia"/>
+                <w:szCs w:val="21"/>
+              </w:rPr>
               <w:t>应用层</w:t>
             </w:r>
           </w:p>
@@ -8212,7 +8305,6 @@
             <w:pPr>
               <w:jc w:val="left"/>
               <w:rPr>
-                <w:rFonts w:hint="eastAsia"/>
                 <w:szCs w:val="21"/>
               </w:rPr>
             </w:pPr>
@@ -8241,7 +8333,6 @@
             <w:pPr>
               <w:jc w:val="center"/>
               <w:rPr>
-                <w:rFonts w:hint="eastAsia"/>
                 <w:szCs w:val="21"/>
               </w:rPr>
             </w:pPr>
@@ -8263,7 +8354,6 @@
             <w:pPr>
               <w:jc w:val="center"/>
               <w:rPr>
-                <w:rFonts w:hint="eastAsia"/>
                 <w:szCs w:val="21"/>
               </w:rPr>
             </w:pPr>
@@ -8335,7 +8425,6 @@
           <w:p>
             <w:pPr>
               <w:rPr>
-                <w:rFonts w:hint="eastAsia"/>
                 <w:szCs w:val="21"/>
               </w:rPr>
             </w:pPr>
@@ -8356,7 +8445,6 @@
             <w:pPr>
               <w:jc w:val="center"/>
               <w:rPr>
-                <w:rFonts w:hint="eastAsia"/>
                 <w:szCs w:val="21"/>
               </w:rPr>
             </w:pPr>
@@ -8377,7 +8465,6 @@
             <w:pPr>
               <w:jc w:val="center"/>
               <w:rPr>
-                <w:rFonts w:hint="eastAsia"/>
                 <w:szCs w:val="21"/>
               </w:rPr>
             </w:pPr>
@@ -8398,7 +8485,6 @@
             <w:pPr>
               <w:jc w:val="center"/>
               <w:rPr>
-                <w:rFonts w:hint="eastAsia"/>
                 <w:szCs w:val="21"/>
               </w:rPr>
             </w:pPr>
@@ -8413,7 +8499,6 @@
             <w:pPr>
               <w:jc w:val="center"/>
               <w:rPr>
-                <w:rFonts w:hint="eastAsia"/>
                 <w:szCs w:val="21"/>
               </w:rPr>
             </w:pPr>
@@ -8428,7 +8513,6 @@
             <w:pPr>
               <w:jc w:val="center"/>
               <w:rPr>
-                <w:rFonts w:hint="eastAsia"/>
                 <w:szCs w:val="21"/>
               </w:rPr>
             </w:pPr>
@@ -8443,7 +8527,6 @@
             <w:pPr>
               <w:jc w:val="left"/>
               <w:rPr>
-                <w:rFonts w:hint="eastAsia"/>
                 <w:szCs w:val="21"/>
               </w:rPr>
             </w:pPr>
@@ -8458,7 +8541,6 @@
             <w:pPr>
               <w:jc w:val="center"/>
               <w:rPr>
-                <w:rFonts w:hint="eastAsia"/>
                 <w:szCs w:val="21"/>
               </w:rPr>
             </w:pPr>
@@ -8473,7 +8555,6 @@
             <w:pPr>
               <w:jc w:val="center"/>
               <w:rPr>
-                <w:rFonts w:hint="eastAsia"/>
                 <w:szCs w:val="21"/>
               </w:rPr>
             </w:pPr>
@@ -8488,7 +8569,6 @@
             <w:pPr>
               <w:jc w:val="center"/>
               <w:rPr>
-                <w:rFonts w:hint="eastAsia"/>
                 <w:szCs w:val="21"/>
               </w:rPr>
             </w:pPr>
@@ -8503,7 +8583,6 @@
             <w:pPr>
               <w:jc w:val="center"/>
               <w:rPr>
-                <w:rFonts w:hint="eastAsia"/>
                 <w:szCs w:val="21"/>
               </w:rPr>
             </w:pPr>
@@ -8518,7 +8597,6 @@
             <w:pPr>
               <w:jc w:val="center"/>
               <w:rPr>
-                <w:rFonts w:hint="eastAsia"/>
                 <w:szCs w:val="21"/>
               </w:rPr>
             </w:pPr>
@@ -8539,7 +8617,6 @@
             <w:pPr>
               <w:jc w:val="center"/>
               <w:rPr>
-                <w:rFonts w:hint="eastAsia"/>
                 <w:szCs w:val="21"/>
               </w:rPr>
             </w:pPr>
@@ -8554,7 +8631,6 @@
             <w:pPr>
               <w:jc w:val="center"/>
               <w:rPr>
-                <w:rFonts w:hint="eastAsia"/>
                 <w:szCs w:val="21"/>
               </w:rPr>
             </w:pPr>
@@ -8569,7 +8645,6 @@
             <w:pPr>
               <w:jc w:val="center"/>
               <w:rPr>
-                <w:rFonts w:hint="eastAsia"/>
                 <w:szCs w:val="21"/>
               </w:rPr>
             </w:pPr>
@@ -8584,7 +8659,6 @@
             <w:pPr>
               <w:jc w:val="left"/>
               <w:rPr>
-                <w:rFonts w:hint="eastAsia"/>
                 <w:szCs w:val="21"/>
               </w:rPr>
             </w:pPr>
@@ -8599,7 +8673,6 @@
             <w:pPr>
               <w:jc w:val="center"/>
               <w:rPr>
-                <w:rFonts w:hint="eastAsia"/>
                 <w:szCs w:val="21"/>
               </w:rPr>
             </w:pPr>
@@ -8614,7 +8687,6 @@
             <w:pPr>
               <w:jc w:val="center"/>
               <w:rPr>
-                <w:rFonts w:hint="eastAsia"/>
                 <w:szCs w:val="21"/>
               </w:rPr>
             </w:pPr>
@@ -8629,7 +8701,6 @@
             <w:pPr>
               <w:jc w:val="center"/>
               <w:rPr>
-                <w:rFonts w:hint="eastAsia"/>
                 <w:szCs w:val="21"/>
               </w:rPr>
             </w:pPr>
@@ -8644,7 +8715,6 @@
             <w:pPr>
               <w:jc w:val="center"/>
               <w:rPr>
-                <w:rFonts w:hint="eastAsia"/>
                 <w:szCs w:val="21"/>
               </w:rPr>
             </w:pPr>
@@ -8659,7 +8729,6 @@
             <w:pPr>
               <w:jc w:val="center"/>
               <w:rPr>
-                <w:rFonts w:hint="eastAsia"/>
                 <w:szCs w:val="21"/>
               </w:rPr>
             </w:pPr>
@@ -8670,7 +8739,6 @@
     <w:p>
       <w:pPr>
         <w:rPr>
-          <w:rFonts w:hint="eastAsia"/>
           <w:szCs w:val="21"/>
         </w:rPr>
       </w:pPr>
@@ -8703,7 +8771,6 @@
         <w:spacing w:beforeLines="50" w:before="156" w:line="360" w:lineRule="auto"/>
         <w:ind w:firstLineChars="200" w:firstLine="482"/>
         <w:rPr>
-          <w:rFonts w:hint="eastAsia"/>
           <w:b/>
           <w:bCs/>
           <w:sz w:val="24"/>
@@ -8825,7 +8892,6 @@
         <w:spacing w:before="100" w:beforeAutospacing="1" w:line="360" w:lineRule="auto"/>
         <w:ind w:firstLineChars="200" w:firstLine="482"/>
         <w:rPr>
-          <w:rFonts w:hint="eastAsia"/>
           <w:b/>
           <w:bCs/>
           <w:sz w:val="24"/>
@@ -9144,12 +9210,55 @@
     <w:lsdException w:name="Emphasis" w:qFormat="1"/>
     <w:lsdException w:name="HTML Top of Form" w:semiHidden="1" w:uiPriority="99" w:unhideWhenUsed="1"/>
     <w:lsdException w:name="HTML Bottom of Form" w:semiHidden="1" w:uiPriority="99" w:unhideWhenUsed="1"/>
-    <w:lsdException w:name="Normal Table" w:semiHidden="1"/>
+    <w:lsdException w:name="Normal Table" w:semiHidden="1" w:unhideWhenUsed="1"/>
     <w:lsdException w:name="No List" w:semiHidden="1" w:uiPriority="99" w:unhideWhenUsed="1"/>
     <w:lsdException w:name="Outline List 1" w:semiHidden="1" w:uiPriority="99" w:unhideWhenUsed="1"/>
     <w:lsdException w:name="Outline List 2" w:semiHidden="1" w:uiPriority="99" w:unhideWhenUsed="1"/>
     <w:lsdException w:name="Outline List 3" w:semiHidden="1" w:uiPriority="99" w:unhideWhenUsed="1"/>
+    <w:lsdException w:name="Table Simple 1" w:semiHidden="1" w:unhideWhenUsed="1"/>
+    <w:lsdException w:name="Table Simple 2" w:semiHidden="1" w:unhideWhenUsed="1"/>
+    <w:lsdException w:name="Table Simple 3" w:semiHidden="1" w:unhideWhenUsed="1"/>
+    <w:lsdException w:name="Table Classic 1" w:semiHidden="1" w:unhideWhenUsed="1"/>
+    <w:lsdException w:name="Table Classic 2" w:semiHidden="1" w:unhideWhenUsed="1"/>
+    <w:lsdException w:name="Table Classic 3" w:semiHidden="1" w:unhideWhenUsed="1"/>
+    <w:lsdException w:name="Table Classic 4" w:semiHidden="1" w:unhideWhenUsed="1"/>
+    <w:lsdException w:name="Table Colorful 1" w:semiHidden="1" w:unhideWhenUsed="1"/>
+    <w:lsdException w:name="Table Colorful 2" w:semiHidden="1" w:unhideWhenUsed="1"/>
+    <w:lsdException w:name="Table Colorful 3" w:semiHidden="1" w:unhideWhenUsed="1"/>
+    <w:lsdException w:name="Table Columns 1" w:semiHidden="1" w:unhideWhenUsed="1"/>
+    <w:lsdException w:name="Table Columns 2" w:semiHidden="1" w:unhideWhenUsed="1"/>
+    <w:lsdException w:name="Table Columns 3" w:semiHidden="1" w:unhideWhenUsed="1"/>
+    <w:lsdException w:name="Table Columns 4" w:semiHidden="1" w:unhideWhenUsed="1"/>
+    <w:lsdException w:name="Table Columns 5" w:semiHidden="1" w:unhideWhenUsed="1"/>
+    <w:lsdException w:name="Table Grid 1" w:semiHidden="1" w:unhideWhenUsed="1"/>
+    <w:lsdException w:name="Table Grid 2" w:semiHidden="1" w:unhideWhenUsed="1"/>
+    <w:lsdException w:name="Table Grid 3" w:semiHidden="1" w:unhideWhenUsed="1"/>
+    <w:lsdException w:name="Table Grid 4" w:semiHidden="1" w:unhideWhenUsed="1"/>
+    <w:lsdException w:name="Table Grid 5" w:semiHidden="1" w:unhideWhenUsed="1"/>
+    <w:lsdException w:name="Table Grid 6" w:semiHidden="1" w:unhideWhenUsed="1"/>
+    <w:lsdException w:name="Table Grid 7" w:semiHidden="1" w:unhideWhenUsed="1"/>
+    <w:lsdException w:name="Table Grid 8" w:semiHidden="1" w:unhideWhenUsed="1"/>
+    <w:lsdException w:name="Table List 1" w:semiHidden="1" w:unhideWhenUsed="1"/>
+    <w:lsdException w:name="Table List 2" w:semiHidden="1" w:unhideWhenUsed="1"/>
+    <w:lsdException w:name="Table List 3" w:semiHidden="1" w:unhideWhenUsed="1"/>
+    <w:lsdException w:name="Table List 4" w:semiHidden="1" w:unhideWhenUsed="1"/>
+    <w:lsdException w:name="Table List 5" w:semiHidden="1" w:unhideWhenUsed="1"/>
+    <w:lsdException w:name="Table List 6" w:semiHidden="1" w:unhideWhenUsed="1"/>
+    <w:lsdException w:name="Table List 7" w:semiHidden="1" w:unhideWhenUsed="1"/>
+    <w:lsdException w:name="Table List 8" w:semiHidden="1" w:unhideWhenUsed="1"/>
+    <w:lsdException w:name="Table 3D effects 1" w:semiHidden="1" w:unhideWhenUsed="1"/>
+    <w:lsdException w:name="Table 3D effects 2" w:semiHidden="1" w:unhideWhenUsed="1"/>
+    <w:lsdException w:name="Table 3D effects 3" w:semiHidden="1" w:unhideWhenUsed="1"/>
+    <w:lsdException w:name="Table Contemporary" w:semiHidden="1" w:unhideWhenUsed="1"/>
+    <w:lsdException w:name="Table Elegant" w:semiHidden="1" w:unhideWhenUsed="1"/>
+    <w:lsdException w:name="Table Professional" w:semiHidden="1" w:unhideWhenUsed="1"/>
+    <w:lsdException w:name="Table Subtle 1" w:semiHidden="1" w:unhideWhenUsed="1"/>
+    <w:lsdException w:name="Table Subtle 2" w:semiHidden="1" w:unhideWhenUsed="1"/>
+    <w:lsdException w:name="Table Web 1" w:semiHidden="1" w:unhideWhenUsed="1"/>
+    <w:lsdException w:name="Table Web 2" w:semiHidden="1" w:unhideWhenUsed="1"/>
+    <w:lsdException w:name="Table Web 3" w:semiHidden="1" w:unhideWhenUsed="1"/>
     <w:lsdException w:name="Balloon Text" w:semiHidden="1"/>
+    <w:lsdException w:name="Table Theme" w:semiHidden="1" w:unhideWhenUsed="1"/>
     <w:lsdException w:name="Placeholder Text" w:semiHidden="1" w:uiPriority="99" w:unhideWhenUsed="1"/>
     <w:lsdException w:name="No Spacing" w:uiPriority="99" w:qFormat="1"/>
     <w:lsdException w:name="Light Shading" w:uiPriority="60"/>
@@ -9386,12 +9495,17 @@
   </w:style>
   <w:style w:type="character" w:default="1" w:styleId="a0">
     <w:name w:val="Default Paragraph Font"/>
+    <w:uiPriority w:val="1"/>
     <w:semiHidden/>
+    <w:unhideWhenUsed/>
   </w:style>
   <w:style w:type="table" w:default="1" w:styleId="a1">
     <w:name w:val="Normal Table"/>
+    <w:uiPriority w:val="99"/>
     <w:semiHidden/>
+    <w:unhideWhenUsed/>
     <w:tblPr>
+      <w:tblInd w:w="0" w:type="dxa"/>
       <w:tblCellMar>
         <w:top w:w="0" w:type="dxa"/>
         <w:left w:w="108" w:type="dxa"/>

--- a/network/file/张树彬计算机网络24计算机4班.docx
+++ b/network/file/张树彬计算机网络24计算机4班.docx
@@ -4972,23 +4972,7 @@
                 <w:rFonts w:hint="eastAsia"/>
                 <w:szCs w:val="21"/>
               </w:rPr>
-              <w:t>网</w:t>
-            </w:r>
-            <w:proofErr w:type="gramStart"/>
-            <w:r>
-              <w:rPr>
-                <w:rFonts w:hint="eastAsia"/>
-                <w:szCs w:val="21"/>
-              </w:rPr>
-              <w:t>际控制</w:t>
-            </w:r>
-            <w:proofErr w:type="gramEnd"/>
-            <w:r>
-              <w:rPr>
-                <w:rFonts w:hint="eastAsia"/>
-                <w:szCs w:val="21"/>
-              </w:rPr>
-              <w:t>报文协议</w:t>
+              <w:t>网际控制报文协议</w:t>
             </w:r>
             <w:r>
               <w:rPr>
@@ -5207,7 +5191,6 @@
             <w:pPr>
               <w:jc w:val="left"/>
               <w:rPr>
-                <w:rFonts w:hint="eastAsia"/>
                 <w:szCs w:val="21"/>
               </w:rPr>
             </w:pPr>
@@ -5480,7 +5463,6 @@
             <w:pPr>
               <w:jc w:val="left"/>
               <w:rPr>
-                <w:rFonts w:hint="eastAsia"/>
                 <w:szCs w:val="21"/>
               </w:rPr>
             </w:pPr>
@@ -8873,7 +8855,7 @@
           <w:bCs/>
           <w:sz w:val="24"/>
         </w:rPr>
-        <w:t>17</w:t>
+        <w:t>2</w:t>
       </w:r>
       <w:r>
         <w:rPr>
@@ -8931,7 +8913,16 @@
           <w:bCs/>
           <w:sz w:val="24"/>
         </w:rPr>
-        <w:t xml:space="preserve">       </w:t>
+        <w:t xml:space="preserve">   </w:t>
+      </w:r>
+      <w:r>
+        <w:rPr>
+          <w:rFonts w:hint="eastAsia"/>
+          <w:b/>
+          <w:bCs/>
+          <w:sz w:val="24"/>
+        </w:rPr>
+        <w:t>2025</w:t>
       </w:r>
       <w:r>
         <w:rPr>
@@ -8949,7 +8940,16 @@
           <w:bCs/>
           <w:sz w:val="24"/>
         </w:rPr>
-        <w:t xml:space="preserve">     </w:t>
+        <w:t xml:space="preserve">   </w:t>
+      </w:r>
+      <w:r>
+        <w:rPr>
+          <w:rFonts w:hint="eastAsia"/>
+          <w:b/>
+          <w:bCs/>
+          <w:sz w:val="24"/>
+        </w:rPr>
+        <w:t>9</w:t>
       </w:r>
       <w:r>
         <w:rPr>
@@ -8967,7 +8967,16 @@
           <w:bCs/>
           <w:sz w:val="24"/>
         </w:rPr>
-        <w:t xml:space="preserve">    </w:t>
+        <w:t xml:space="preserve">   </w:t>
+      </w:r>
+      <w:r>
+        <w:rPr>
+          <w:rFonts w:hint="eastAsia"/>
+          <w:b/>
+          <w:bCs/>
+          <w:sz w:val="24"/>
+        </w:rPr>
+        <w:t>4</w:t>
       </w:r>
       <w:r>
         <w:rPr>

--- a/network/file/张树彬计算机网络24计算机4班.docx
+++ b/network/file/张树彬计算机网络24计算机4班.docx
@@ -7178,6 +7178,7 @@
             <w:pPr>
               <w:jc w:val="left"/>
               <w:rPr>
+                <w:rFonts w:hint="eastAsia"/>
                 <w:szCs w:val="21"/>
               </w:rPr>
             </w:pPr>
@@ -7201,6 +7202,13 @@
                 <w:szCs w:val="21"/>
               </w:rPr>
               <w:t>文件传送协议</w:t>
+            </w:r>
+            <w:r>
+              <w:rPr>
+                <w:rFonts w:hint="eastAsia"/>
+                <w:szCs w:val="21"/>
+              </w:rPr>
+              <w:t>FTP</w:t>
             </w:r>
           </w:p>
         </w:tc>
